--- a/tests/artifacts/docx-word-evidence/缺失附件.docx
+++ b/tests/artifacts/docx-word-evidence/缺失附件.docx
@@ -20,7 +20,7 @@
         <w:rPr>
           <w:color w:val="68708A"/>
         </w:rPr>
-        <w:t xml:space="preserve">私信会话 · 1 条消息 · 2026-10-01T18:32:30.510Z</w:t>
+        <w:t xml:space="preserve">私信会话 · 1 条消息 · 2026-10-02T03:40:51.171Z</w:t>
       </w:r>
     </w:p>
     <w:p>
@@ -36,7 +36,7 @@
         <w:pStyle w:val="Heading2"/>
       </w:pPr>
       <w:r>
-        <w:t xml:space="preserve">2026-10-02 02:32:30 · 用户 u_local…</w:t>
+        <w:t xml:space="preserve">2026-10-02 11:40:51 · 用户 u_local…</w:t>
       </w:r>
     </w:p>
     <w:p>

--- a/tests/artifacts/docx-word-evidence/缺失附件.docx
+++ b/tests/artifacts/docx-word-evidence/缺失附件.docx
@@ -20,7 +20,7 @@
         <w:rPr>
           <w:color w:val="68708A"/>
         </w:rPr>
-        <w:t xml:space="preserve">私信会话 · 1 条消息 · 2026-10-02T03:40:51.171Z</w:t>
+        <w:t xml:space="preserve">私信会话 · 1 条消息 · 2026-10-03T13:18:21.383Z</w:t>
       </w:r>
     </w:p>
     <w:p>
@@ -36,7 +36,7 @@
         <w:pStyle w:val="Heading2"/>
       </w:pPr>
       <w:r>
-        <w:t xml:space="preserve">2026-10-02 11:40:51 · 用户 u_local…</w:t>
+        <w:t xml:space="preserve">2026-10-03 21:18:21 · 用户 u_local…</w:t>
       </w:r>
     </w:p>
     <w:p>

--- a/tests/artifacts/docx-word-evidence/缺失附件.docx
+++ b/tests/artifacts/docx-word-evidence/缺失附件.docx
@@ -20,7 +20,7 @@
         <w:rPr>
           <w:color w:val="68708A"/>
         </w:rPr>
-        <w:t xml:space="preserve">私信会话 · 1 条消息 · 2026-10-03T13:18:21.383Z</w:t>
+        <w:t xml:space="preserve">私信会话 · 1 条消息 · 2026-10-03T15:02:45.925Z</w:t>
       </w:r>
     </w:p>
     <w:p>
@@ -36,7 +36,7 @@
         <w:pStyle w:val="Heading2"/>
       </w:pPr>
       <w:r>
-        <w:t xml:space="preserve">2026-10-03 21:18:21 · 用户 u_local…</w:t>
+        <w:t xml:space="preserve">2026-10-03 23:02:45 · 用户 u_local…</w:t>
       </w:r>
     </w:p>
     <w:p>

--- a/tests/artifacts/docx-word-evidence/缺失附件.docx
+++ b/tests/artifacts/docx-word-evidence/缺失附件.docx
@@ -20,7 +20,7 @@
         <w:rPr>
           <w:color w:val="68708A"/>
         </w:rPr>
-        <w:t xml:space="preserve">私信会话 · 1 条消息 · 2026-10-03T15:02:45.925Z</w:t>
+        <w:t xml:space="preserve">私信会话 · 1 条消息 · 2026-10-04T01:30:31.690Z</w:t>
       </w:r>
     </w:p>
     <w:p>
@@ -36,7 +36,7 @@
         <w:pStyle w:val="Heading2"/>
       </w:pPr>
       <w:r>
-        <w:t xml:space="preserve">2026-10-03 23:02:45 · 用户 u_local…</w:t>
+        <w:t xml:space="preserve">2026-10-04 09:30:31 · 用户 u_local…</w:t>
       </w:r>
     </w:p>
     <w:p>

--- a/tests/artifacts/docx-word-evidence/缺失附件.docx
+++ b/tests/artifacts/docx-word-evidence/缺失附件.docx
@@ -20,7 +20,7 @@
         <w:rPr>
           <w:color w:val="68708A"/>
         </w:rPr>
-        <w:t xml:space="preserve">私信会话 · 1 条消息 · 2026-10-04T01:30:31.690Z</w:t>
+        <w:t xml:space="preserve">私信会话 · 1 条消息 · 2026-10-04T04:18:55.435Z</w:t>
       </w:r>
     </w:p>
     <w:p>
@@ -36,7 +36,7 @@
         <w:pStyle w:val="Heading2"/>
       </w:pPr>
       <w:r>
-        <w:t xml:space="preserve">2026-10-04 09:30:31 · 用户 u_local…</w:t>
+        <w:t xml:space="preserve">2026-10-04 12:18:55 · 用户 u_local…</w:t>
       </w:r>
     </w:p>
     <w:p>

--- a/tests/artifacts/docx-word-evidence/缺失附件.docx
+++ b/tests/artifacts/docx-word-evidence/缺失附件.docx
@@ -20,7 +20,7 @@
         <w:rPr>
           <w:color w:val="68708A"/>
         </w:rPr>
-        <w:t xml:space="preserve">私信会话 · 1 条消息 · 2026-10-04T04:18:55.435Z</w:t>
+        <w:t xml:space="preserve">私信会话 · 1 条消息 · 2026-10-04T06:49:35.108Z</w:t>
       </w:r>
     </w:p>
     <w:p>
@@ -36,7 +36,7 @@
         <w:pStyle w:val="Heading2"/>
       </w:pPr>
       <w:r>
-        <w:t xml:space="preserve">2026-10-04 12:18:55 · 用户 u_local…</w:t>
+        <w:t xml:space="preserve">2026-10-04 14:49:35 · 用户 u_local…</w:t>
       </w:r>
     </w:p>
     <w:p>

--- a/tests/artifacts/docx-word-evidence/缺失附件.docx
+++ b/tests/artifacts/docx-word-evidence/缺失附件.docx
@@ -20,7 +20,7 @@
         <w:rPr>
           <w:color w:val="68708A"/>
         </w:rPr>
-        <w:t xml:space="preserve">私信会话 · 1 条消息 · 2026-10-04T06:49:35.108Z</w:t>
+        <w:t xml:space="preserve">私信会话 · 1 条消息 · 2026-10-04T07:57:30.094Z</w:t>
       </w:r>
     </w:p>
     <w:p>
@@ -36,7 +36,7 @@
         <w:pStyle w:val="Heading2"/>
       </w:pPr>
       <w:r>
-        <w:t xml:space="preserve">2026-10-04 14:49:35 · 用户 u_local…</w:t>
+        <w:t xml:space="preserve">2026-10-04 15:57:30 · 用户 u_local…</w:t>
       </w:r>
     </w:p>
     <w:p>

--- a/tests/artifacts/docx-word-evidence/缺失附件.docx
+++ b/tests/artifacts/docx-word-evidence/缺失附件.docx
@@ -20,7 +20,7 @@
         <w:rPr>
           <w:color w:val="68708A"/>
         </w:rPr>
-        <w:t xml:space="preserve">私信会话 · 1 条消息 · 2026-10-04T07:57:30.094Z</w:t>
+        <w:t xml:space="preserve">私信会话 · 1 条消息 · 2026-10-04T08:22:51.624Z</w:t>
       </w:r>
     </w:p>
     <w:p>
@@ -36,7 +36,7 @@
         <w:pStyle w:val="Heading2"/>
       </w:pPr>
       <w:r>
-        <w:t xml:space="preserve">2026-10-04 15:57:30 · 用户 u_local…</w:t>
+        <w:t xml:space="preserve">2026-10-04 16:22:51 · 用户 u_local…</w:t>
       </w:r>
     </w:p>
     <w:p>

--- a/tests/artifacts/docx-word-evidence/缺失附件.docx
+++ b/tests/artifacts/docx-word-evidence/缺失附件.docx
@@ -20,7 +20,7 @@
         <w:rPr>
           <w:color w:val="68708A"/>
         </w:rPr>
-        <w:t xml:space="preserve">私信会话 · 1 条消息 · 2026-10-04T08:22:51.624Z</w:t>
+        <w:t xml:space="preserve">私信会话 · 1 条消息 · 2026-10-04T09:09:55.462Z</w:t>
       </w:r>
     </w:p>
     <w:p>
@@ -36,7 +36,7 @@
         <w:pStyle w:val="Heading2"/>
       </w:pPr>
       <w:r>
-        <w:t xml:space="preserve">2026-10-04 16:22:51 · 用户 u_local…</w:t>
+        <w:t xml:space="preserve">2026-10-04 17:09:55 · 用户 u_local…</w:t>
       </w:r>
     </w:p>
     <w:p>

--- a/tests/artifacts/docx-word-evidence/缺失附件.docx
+++ b/tests/artifacts/docx-word-evidence/缺失附件.docx
@@ -20,7 +20,7 @@
         <w:rPr>
           <w:color w:val="68708A"/>
         </w:rPr>
-        <w:t xml:space="preserve">私信会话 · 1 条消息 · 2026-10-04T09:09:55.462Z</w:t>
+        <w:t xml:space="preserve">私信会话 · 1 条消息 · 2026-10-04T10:55:15.687Z</w:t>
       </w:r>
     </w:p>
     <w:p>
@@ -36,7 +36,7 @@
         <w:pStyle w:val="Heading2"/>
       </w:pPr>
       <w:r>
-        <w:t xml:space="preserve">2026-10-04 17:09:55 · 用户 u_local…</w:t>
+        <w:t xml:space="preserve">2026-10-04 18:55:15 · 用户 u_local…</w:t>
       </w:r>
     </w:p>
     <w:p>

--- a/tests/artifacts/docx-word-evidence/缺失附件.docx
+++ b/tests/artifacts/docx-word-evidence/缺失附件.docx
@@ -20,7 +20,7 @@
         <w:rPr>
           <w:color w:val="68708A"/>
         </w:rPr>
-        <w:t xml:space="preserve">私信会话 · 1 条消息 · 2026-10-04T10:55:15.687Z</w:t>
+        <w:t xml:space="preserve">私信会话 · 1 条消息 · 2026-10-04T13:03:33.595Z</w:t>
       </w:r>
     </w:p>
     <w:p>
@@ -36,7 +36,7 @@
         <w:pStyle w:val="Heading2"/>
       </w:pPr>
       <w:r>
-        <w:t xml:space="preserve">2026-10-04 18:55:15 · 用户 u_local…</w:t>
+        <w:t xml:space="preserve">2026-10-04 21:03:33 · 用户 u_local…</w:t>
       </w:r>
     </w:p>
     <w:p>

--- a/tests/artifacts/docx-word-evidence/缺失附件.docx
+++ b/tests/artifacts/docx-word-evidence/缺失附件.docx
@@ -20,7 +20,7 @@
         <w:rPr>
           <w:color w:val="68708A"/>
         </w:rPr>
-        <w:t xml:space="preserve">私信会话 · 1 条消息 · 2026-10-04T13:03:33.595Z</w:t>
+        <w:t xml:space="preserve">私信会话 · 1 条消息 · 2026-10-04T14:48:01.366Z</w:t>
       </w:r>
     </w:p>
     <w:p>
@@ -36,7 +36,7 @@
         <w:pStyle w:val="Heading2"/>
       </w:pPr>
       <w:r>
-        <w:t xml:space="preserve">2026-10-04 21:03:33 · 用户 u_local…</w:t>
+        <w:t xml:space="preserve">2026-10-04 22:48:01 · 用户 u_local…</w:t>
       </w:r>
     </w:p>
     <w:p>

--- a/tests/artifacts/docx-word-evidence/缺失附件.docx
+++ b/tests/artifacts/docx-word-evidence/缺失附件.docx
@@ -20,7 +20,7 @@
         <w:rPr>
           <w:color w:val="68708A"/>
         </w:rPr>
-        <w:t xml:space="preserve">私信会话 · 1 条消息 · 2026-10-04T14:48:01.366Z</w:t>
+        <w:t xml:space="preserve">私信会话 · 1 条消息 · 2026-10-05T11:48:20.975Z</w:t>
       </w:r>
     </w:p>
     <w:p>
@@ -36,7 +36,7 @@
         <w:pStyle w:val="Heading2"/>
       </w:pPr>
       <w:r>
-        <w:t xml:space="preserve">2026-10-04 22:48:01 · 用户 u_local…</w:t>
+        <w:t xml:space="preserve">2026-10-05 19:48:20 · 用户 u_local…</w:t>
       </w:r>
     </w:p>
     <w:p>

--- a/tests/artifacts/docx-word-evidence/缺失附件.docx
+++ b/tests/artifacts/docx-word-evidence/缺失附件.docx
@@ -20,7 +20,7 @@
         <w:rPr>
           <w:color w:val="68708A"/>
         </w:rPr>
-        <w:t xml:space="preserve">私信会话 · 1 条消息 · 2026-10-05T11:48:20.975Z</w:t>
+        <w:t xml:space="preserve">私信会话 · 1 条消息 · 2026-10-06T09:32:52.409Z</w:t>
       </w:r>
     </w:p>
     <w:p>
@@ -36,7 +36,7 @@
         <w:pStyle w:val="Heading2"/>
       </w:pPr>
       <w:r>
-        <w:t xml:space="preserve">2026-10-05 19:48:20 · 用户 u_local…</w:t>
+        <w:t xml:space="preserve">2026-10-06 17:32:52 · 用户 u_local…</w:t>
       </w:r>
     </w:p>
     <w:p>

--- a/tests/artifacts/docx-word-evidence/缺失附件.docx
+++ b/tests/artifacts/docx-word-evidence/缺失附件.docx
@@ -20,7 +20,7 @@
         <w:rPr>
           <w:color w:val="68708A"/>
         </w:rPr>
-        <w:t xml:space="preserve">私信会话 · 1 条消息 · 2026-10-06T09:32:52.409Z</w:t>
+        <w:t xml:space="preserve">私信会话 · 1 条消息 · 2026-10-06T10:20:47.374Z</w:t>
       </w:r>
     </w:p>
     <w:p>
@@ -36,7 +36,7 @@
         <w:pStyle w:val="Heading2"/>
       </w:pPr>
       <w:r>
-        <w:t xml:space="preserve">2026-10-06 17:32:52 · 用户 u_local…</w:t>
+        <w:t xml:space="preserve">2026-10-06 18:20:47 · 用户 u_local…</w:t>
       </w:r>
     </w:p>
     <w:p>

--- a/tests/artifacts/docx-word-evidence/缺失附件.docx
+++ b/tests/artifacts/docx-word-evidence/缺失附件.docx
@@ -20,7 +20,7 @@
         <w:rPr>
           <w:color w:val="68708A"/>
         </w:rPr>
-        <w:t xml:space="preserve">私信会话 · 1 条消息 · 2026-10-06T10:20:47.374Z</w:t>
+        <w:t xml:space="preserve">私信会话 · 1 条消息 · 2026-10-06T12:08:41.014Z</w:t>
       </w:r>
     </w:p>
     <w:p>
@@ -36,7 +36,7 @@
         <w:pStyle w:val="Heading2"/>
       </w:pPr>
       <w:r>
-        <w:t xml:space="preserve">2026-10-06 18:20:47 · 用户 u_local…</w:t>
+        <w:t xml:space="preserve">2026-10-06 20:08:41 · 用户 u_local…</w:t>
       </w:r>
     </w:p>
     <w:p>

--- a/tests/artifacts/docx-word-evidence/缺失附件.docx
+++ b/tests/artifacts/docx-word-evidence/缺失附件.docx
@@ -20,7 +20,7 @@
         <w:rPr>
           <w:color w:val="68708A"/>
         </w:rPr>
-        <w:t xml:space="preserve">私信会话 · 1 条消息 · 2026-10-06T12:08:41.014Z</w:t>
+        <w:t xml:space="preserve">私信会话 · 1 条消息 · 2026-10-06T15:48:15.001Z</w:t>
       </w:r>
     </w:p>
     <w:p>
@@ -36,7 +36,7 @@
         <w:pStyle w:val="Heading2"/>
       </w:pPr>
       <w:r>
-        <w:t xml:space="preserve">2026-10-06 20:08:41 · 用户 u_local…</w:t>
+        <w:t xml:space="preserve">2026-10-06 23:48:15 · 用户 u_local…</w:t>
       </w:r>
     </w:p>
     <w:p>

--- a/tests/artifacts/docx-word-evidence/缺失附件.docx
+++ b/tests/artifacts/docx-word-evidence/缺失附件.docx
@@ -20,7 +20,7 @@
         <w:rPr>
           <w:color w:val="68708A"/>
         </w:rPr>
-        <w:t xml:space="preserve">私信会话 · 1 条消息 · 2026-10-06T15:48:15.001Z</w:t>
+        <w:t xml:space="preserve">私信会话 · 1 条消息 · 2026-10-06T15:53:13.056Z</w:t>
       </w:r>
     </w:p>
     <w:p>
@@ -36,7 +36,7 @@
         <w:pStyle w:val="Heading2"/>
       </w:pPr>
       <w:r>
-        <w:t xml:space="preserve">2026-10-06 23:48:15 · 用户 u_local…</w:t>
+        <w:t xml:space="preserve">2026-10-06 23:53:13 · 用户 u_local…</w:t>
       </w:r>
     </w:p>
     <w:p>

--- a/tests/artifacts/docx-word-evidence/缺失附件.docx
+++ b/tests/artifacts/docx-word-evidence/缺失附件.docx
@@ -20,7 +20,7 @@
         <w:rPr>
           <w:color w:val="68708A"/>
         </w:rPr>
-        <w:t xml:space="preserve">私信会话 · 1 条消息 · 2026-10-06T15:53:13.056Z</w:t>
+        <w:t xml:space="preserve">私信会话 · 1 条消息 · 2026-10-07T15:29:38.479Z</w:t>
       </w:r>
     </w:p>
     <w:p>
@@ -36,7 +36,7 @@
         <w:pStyle w:val="Heading2"/>
       </w:pPr>
       <w:r>
-        <w:t xml:space="preserve">2026-10-06 23:53:13 · 用户 u_local…</w:t>
+        <w:t xml:space="preserve">2026-10-07 23:29:38 · 用户 u_local…</w:t>
       </w:r>
     </w:p>
     <w:p>
